--- a/docs/manuales/Manual_Producto_VentaGO_KO.docx
+++ b/docs/manuales/Manual_Producto_VentaGO_KO.docx
@@ -137,6 +137,376 @@
     </w:p>
     <w:p>
       <w:pPr>
+        <w:spacing w:after="200"/>
+        <w:jc w:val="center"/>
+      </w:pPr>
+      <w:r>
+        <w:drawing>
+          <wp:inline distT="0" distB="0" distL="0" distR="0">
+            <wp:extent cx="4457700" cy="2790825"/>
+            <wp:effectExtent t="0" r="0" b="0" l="0"/>
+            <wp:docPr id="1" name="producto-01-alta" descr="단일 상품 등록" title="producto-01-alta"/>
+            <wp:cNvGraphicFramePr>
+              <a:graphicFrameLocks xmlns:a="http://schemas.openxmlformats.org/drawingml/2006/main" noChangeAspect="1"/>
+            </wp:cNvGraphicFramePr>
+            <a:graphic xmlns:a="http://schemas.openxmlformats.org/drawingml/2006/main">
+              <a:graphicData uri="http://schemas.openxmlformats.org/drawingml/2006/picture">
+                <pic:pic xmlns:pic="http://schemas.openxmlformats.org/drawingml/2006/picture">
+                  <pic:nvPicPr>
+                    <pic:cNvPr id="0" name="" descr=""/>
+                    <pic:cNvPicPr>
+                      <a:picLocks noChangeAspect="1" noChangeArrowheads="1"/>
+                    </pic:cNvPicPr>
+                  </pic:nvPicPr>
+                  <pic:blipFill>
+                    <a:blip r:embed="rId9" cstate="none"/>
+                    <a:srcRect/>
+                    <a:stretch>
+                      <a:fillRect/>
+                    </a:stretch>
+                  </pic:blipFill>
+                  <pic:spPr bwMode="auto">
+                    <a:xfrm>
+                      <a:off x="0" y="0"/>
+                      <a:ext cx="4457700" cy="2790825"/>
+                    </a:xfrm>
+                    <a:prstGeom prst="rect">
+                      <a:avLst/>
+                    </a:prstGeom>
+                  </pic:spPr>
+                </pic:pic>
+              </a:graphicData>
+            </a:graphic>
+          </wp:inline>
+        </w:drawing>
+      </w:r>
+    </w:p>
+    <w:p>
+      <w:pPr>
+        <w:pStyle w:val="ListParagraph"/>
+        <w:numPr>
+          <w:ilvl w:val="0"/>
+          <w:numId w:val="2"/>
+        </w:numPr>
+        <w:spacing w:after="100"/>
+      </w:pPr>
+      <w:r>
+        <w:t xml:space="preserve">«Productos» 메뉴에서 새 상품 버튼을 누릅니다.</w:t>
+      </w:r>
+    </w:p>
+    <w:p>
+      <w:pPr>
+        <w:pStyle w:val="ListParagraph"/>
+        <w:numPr>
+          <w:ilvl w:val="0"/>
+          <w:numId w:val="2"/>
+        </w:numPr>
+        <w:spacing w:after="100"/>
+      </w:pPr>
+      <w:r>
+        <w:t xml:space="preserve">기본 정보를 입력합니다: 이름, 카테고리, 시즌, 원산지, 공급자. SKU는 설정된 접두어로 자동 생성됩니다.</w:t>
+      </w:r>
+    </w:p>
+    <w:p>
+      <w:pPr>
+        <w:pStyle w:val="ListParagraph"/>
+        <w:numPr>
+          <w:ilvl w:val="0"/>
+          <w:numId w:val="2"/>
+        </w:numPr>
+        <w:spacing w:after="100"/>
+      </w:pPr>
+      <w:r>
+        <w:t xml:space="preserve">활성화된 가격 레벨별 금액을 입력합니다(예: Precio 1 소매, Precio 2 도매).</w:t>
+      </w:r>
+    </w:p>
+    <w:p>
+      <w:pPr>
+        <w:pStyle w:val="ListParagraph"/>
+        <w:numPr>
+          <w:ilvl w:val="0"/>
+          <w:numId w:val="2"/>
+        </w:numPr>
+        <w:spacing w:after="100"/>
+      </w:pPr>
+      <w:r>
+        <w:t xml:space="preserve">필요하면 지점별 초기 재고를 입력하고 저장합니다.</w:t>
+      </w:r>
+    </w:p>
+    <w:p>
+      <w:pPr>
+        <w:pBdr>
+          <w:left w:val="single" w:color="B8730A" w:sz="12" w:space="8"/>
+        </w:pBdr>
+        <w:spacing w:after="100" w:before="160"/>
+      </w:pPr>
+      <w:r>
+        <w:rPr>
+          <w:b/>
+          <w:bCs/>
+          <w:color w:val="B8730A"/>
+        </w:rPr>
+        <w:t xml:space="preserve">TIP  </w:t>
+      </w:r>
+      <w:r>
+        <w:t xml:space="preserve">판매 준비가 된 상품만 «publicar(게시)»를 활성화하세요.</w:t>
+      </w:r>
+    </w:p>
+    <w:p>
+      <w:pPr>
+        <w:pStyle w:val="Heading1"/>
+        <w:pageBreakBefore/>
+      </w:pPr>
+      <w:r>
+        <w:t xml:space="preserve">2. 코드 마드레와 변형(색상×사이즈)</w:t>
+      </w:r>
+    </w:p>
+    <w:p>
+      <w:pPr>
+        <w:spacing w:after="200"/>
+      </w:pPr>
+      <w:r>
+        <w:t xml:space="preserve">코드 마드레는 한 모델의 모든 색상×사이즈 조합을 묶는 부모 코드입니다. 각 조합은 고유 코드와 재고를 가진 변형이 됩니다.</w:t>
+      </w:r>
+    </w:p>
+    <w:p>
+      <w:pPr>
+        <w:spacing w:after="200"/>
+        <w:jc w:val="center"/>
+      </w:pPr>
+      <w:r>
+        <w:drawing>
+          <wp:inline distT="0" distB="0" distL="0" distR="0">
+            <wp:extent cx="4457700" cy="2790825"/>
+            <wp:effectExtent t="0" r="0" b="0" l="0"/>
+            <wp:docPr id="1" name="producto-02-codigo-madre" descr="코드 마드레와 변형(색상×사이즈)" title="producto-02-codigo-madre"/>
+            <wp:cNvGraphicFramePr>
+              <a:graphicFrameLocks xmlns:a="http://schemas.openxmlformats.org/drawingml/2006/main" noChangeAspect="1"/>
+            </wp:cNvGraphicFramePr>
+            <a:graphic xmlns:a="http://schemas.openxmlformats.org/drawingml/2006/main">
+              <a:graphicData uri="http://schemas.openxmlformats.org/drawingml/2006/picture">
+                <pic:pic xmlns:pic="http://schemas.openxmlformats.org/drawingml/2006/picture">
+                  <pic:nvPicPr>
+                    <pic:cNvPr id="0" name="" descr=""/>
+                    <pic:cNvPicPr>
+                      <a:picLocks noChangeAspect="1" noChangeArrowheads="1"/>
+                    </pic:cNvPicPr>
+                  </pic:nvPicPr>
+                  <pic:blipFill>
+                    <a:blip r:embed="rId10" cstate="none"/>
+                    <a:srcRect/>
+                    <a:stretch>
+                      <a:fillRect/>
+                    </a:stretch>
+                  </pic:blipFill>
+                  <pic:spPr bwMode="auto">
+                    <a:xfrm>
+                      <a:off x="0" y="0"/>
+                      <a:ext cx="4457700" cy="2790825"/>
+                    </a:xfrm>
+                    <a:prstGeom prst="rect">
+                      <a:avLst/>
+                    </a:prstGeom>
+                  </pic:spPr>
+                </pic:pic>
+              </a:graphicData>
+            </a:graphic>
+          </wp:inline>
+        </w:drawing>
+      </w:r>
+    </w:p>
+    <w:p>
+      <w:pPr>
+        <w:pStyle w:val="ListParagraph"/>
+        <w:numPr>
+          <w:ilvl w:val="0"/>
+          <w:numId w:val="3"/>
+        </w:numPr>
+        <w:spacing w:after="100"/>
+      </w:pPr>
+      <w:r>
+        <w:t xml:space="preserve">상품 등록 시 코드 마드레 옵션을 선택합니다.</w:t>
+      </w:r>
+    </w:p>
+    <w:p>
+      <w:pPr>
+        <w:pStyle w:val="ListParagraph"/>
+        <w:numPr>
+          <w:ilvl w:val="0"/>
+          <w:numId w:val="3"/>
+        </w:numPr>
+        <w:spacing w:after="100"/>
+      </w:pPr>
+      <w:r>
+        <w:t xml:space="preserve">모델의 색상과 사이즈를 선택하면 시스템이 변형 매트릭스를 생성합니다.</w:t>
+      </w:r>
+    </w:p>
+    <w:p>
+      <w:pPr>
+        <w:pStyle w:val="ListParagraph"/>
+        <w:numPr>
+          <w:ilvl w:val="0"/>
+          <w:numId w:val="3"/>
+        </w:numPr>
+        <w:spacing w:after="100"/>
+      </w:pPr>
+      <w:r>
+        <w:t xml:space="preserve">변형 표에 조합별 수량을 입력하고 저장합니다.</w:t>
+      </w:r>
+    </w:p>
+    <w:p>
+      <w:pPr>
+        <w:pStyle w:val="ListParagraph"/>
+        <w:numPr>
+          <w:ilvl w:val="0"/>
+          <w:numId w:val="3"/>
+        </w:numPr>
+        <w:spacing w:after="100"/>
+      </w:pPr>
+      <w:r>
+        <w:t xml:space="preserve">기존 모델 재입고 시 코드 마드레를 선택하면 폼이 자동으로 채워지고 새 수량만 입력하면 됩니다.</w:t>
+      </w:r>
+    </w:p>
+    <w:p>
+      <w:pPr>
+        <w:pBdr>
+          <w:left w:val="single" w:color="B8730A" w:sz="12" w:space="8"/>
+        </w:pBdr>
+        <w:spacing w:after="100" w:before="160"/>
+      </w:pPr>
+      <w:r>
+        <w:rPr>
+          <w:b/>
+          <w:bCs/>
+          <w:color w:val="B8730A"/>
+        </w:rPr>
+        <w:t xml:space="preserve">TIP  </w:t>
+      </w:r>
+      <w:r>
+        <w:t xml:space="preserve">새로 만든 사이즈/색상이 목록에 안 보이면 페이지를 새로고침해 카탈로그를 다시 불러오세요.</w:t>
+      </w:r>
+    </w:p>
+    <w:p>
+      <w:pPr>
+        <w:pStyle w:val="Heading1"/>
+        <w:pageBreakBefore/>
+      </w:pPr>
+      <w:r>
+        <w:t xml:space="preserve">3. 카탈로그: 카테고리, 사이즈, 색상 등</w:t>
+      </w:r>
+    </w:p>
+    <w:p>
+      <w:pPr>
+        <w:spacing w:after="200"/>
+      </w:pPr>
+      <w:r>
+        <w:t xml:space="preserve">카탈로그(카테고리, 하위 카테고리, 사이즈, 색상, 시즌, 원산지, 공급자)는 한 번 등록해 모든 상품에서 재사용합니다.</w:t>
+      </w:r>
+    </w:p>
+    <w:p>
+      <w:pPr>
+        <w:spacing w:after="200"/>
+        <w:jc w:val="center"/>
+      </w:pPr>
+      <w:r>
+        <w:drawing>
+          <wp:inline distT="0" distB="0" distL="0" distR="0">
+            <wp:extent cx="4457700" cy="2790825"/>
+            <wp:effectExtent t="0" r="0" b="0" l="0"/>
+            <wp:docPr id="1" name="producto-03-catalogos" descr="카탈로그: 카테고리, 사이즈, 색상 등" title="producto-03-catalogos"/>
+            <wp:cNvGraphicFramePr>
+              <a:graphicFrameLocks xmlns:a="http://schemas.openxmlformats.org/drawingml/2006/main" noChangeAspect="1"/>
+            </wp:cNvGraphicFramePr>
+            <a:graphic xmlns:a="http://schemas.openxmlformats.org/drawingml/2006/main">
+              <a:graphicData uri="http://schemas.openxmlformats.org/drawingml/2006/picture">
+                <pic:pic xmlns:pic="http://schemas.openxmlformats.org/drawingml/2006/picture">
+                  <pic:nvPicPr>
+                    <pic:cNvPr id="0" name="" descr=""/>
+                    <pic:cNvPicPr>
+                      <a:picLocks noChangeAspect="1" noChangeArrowheads="1"/>
+                    </pic:cNvPicPr>
+                  </pic:nvPicPr>
+                  <pic:blipFill>
+                    <a:blip r:embed="rId11" cstate="none"/>
+                    <a:srcRect/>
+                    <a:stretch>
+                      <a:fillRect/>
+                    </a:stretch>
+                  </pic:blipFill>
+                  <pic:spPr bwMode="auto">
+                    <a:xfrm>
+                      <a:off x="0" y="0"/>
+                      <a:ext cx="4457700" cy="2790825"/>
+                    </a:xfrm>
+                    <a:prstGeom prst="rect">
+                      <a:avLst/>
+                    </a:prstGeom>
+                  </pic:spPr>
+                </pic:pic>
+              </a:graphicData>
+            </a:graphic>
+          </wp:inline>
+        </w:drawing>
+      </w:r>
+    </w:p>
+    <w:p>
+      <w:pPr>
+        <w:pStyle w:val="ListParagraph"/>
+        <w:numPr>
+          <w:ilvl w:val="0"/>
+          <w:numId w:val="4"/>
+        </w:numPr>
+        <w:spacing w:after="100"/>
+      </w:pPr>
+      <w:r>
+        <w:t xml:space="preserve">상품 설정 메뉴에서 각 카탈로그를 관리합니다.</w:t>
+      </w:r>
+    </w:p>
+    <w:p>
+      <w:pPr>
+        <w:pStyle w:val="ListParagraph"/>
+        <w:numPr>
+          <w:ilvl w:val="0"/>
+          <w:numId w:val="4"/>
+        </w:numPr>
+        <w:spacing w:after="100"/>
+      </w:pPr>
+      <w:r>
+        <w:t xml:space="preserve">해당 값을 쓰는 상품을 등록하기 전에 새 값(예: 사이즈, 색상)을 먼저 추가하세요.</w:t>
+      </w:r>
+    </w:p>
+    <w:p>
+      <w:pPr>
+        <w:pStyle w:val="ListParagraph"/>
+        <w:numPr>
+          <w:ilvl w:val="0"/>
+          <w:numId w:val="4"/>
+        </w:numPr>
+        <w:spacing w:after="100"/>
+      </w:pPr>
+      <w:r>
+        <w:t xml:space="preserve">표기만 다른 중복(예: «Rojo»와 «ROJO»)은 보고서를 어렵게 하므로 피하세요.</w:t>
+      </w:r>
+    </w:p>
+    <w:p>
+      <w:pPr>
+        <w:pStyle w:val="Heading1"/>
+        <w:pageBreakBefore/>
+      </w:pPr>
+      <w:r>
+        <w:t xml:space="preserve">4. 상품 이미지</w:t>
+      </w:r>
+    </w:p>
+    <w:p>
+      <w:pPr>
+        <w:spacing w:after="200"/>
+      </w:pPr>
+      <w:r>
+        <w:t xml:space="preserve">상품마다 이미지를 등록해 POS와 온라인숍에 표시할 수 있습니다.</w:t>
+      </w:r>
+    </w:p>
+    <w:p>
+      <w:pPr>
         <w:pBdr>
           <w:top w:val="dashed" w:color="B8730A" w:sz="6" w:space="8"/>
           <w:bottom w:val="dashed" w:color="B8730A" w:sz="6" w:space="8"/>
@@ -150,59 +520,33 @@
           <w:iCs/>
           <w:color w:val="B8730A"/>
         </w:rPr>
-        <w:t xml:space="preserve">캡처 예정: producto-01-alta</w:t>
-      </w:r>
-    </w:p>
-    <w:p>
-      <w:pPr>
-        <w:pStyle w:val="ListParagraph"/>
-        <w:numPr>
-          <w:ilvl w:val="0"/>
-          <w:numId w:val="2"/>
-        </w:numPr>
-        <w:spacing w:after="100"/>
-      </w:pPr>
-      <w:r>
-        <w:t xml:space="preserve">«Productos» 메뉴에서 새 상품 버튼을 누릅니다.</w:t>
-      </w:r>
-    </w:p>
-    <w:p>
-      <w:pPr>
-        <w:pStyle w:val="ListParagraph"/>
-        <w:numPr>
-          <w:ilvl w:val="0"/>
-          <w:numId w:val="2"/>
-        </w:numPr>
-        <w:spacing w:after="100"/>
-      </w:pPr>
-      <w:r>
-        <w:t xml:space="preserve">기본 정보를 입력합니다: 이름, 카테고리, 시즌, 원산지, 공급자. SKU는 설정된 접두어로 자동 생성됩니다.</w:t>
-      </w:r>
-    </w:p>
-    <w:p>
-      <w:pPr>
-        <w:pStyle w:val="ListParagraph"/>
-        <w:numPr>
-          <w:ilvl w:val="0"/>
-          <w:numId w:val="2"/>
-        </w:numPr>
-        <w:spacing w:after="100"/>
-      </w:pPr>
-      <w:r>
-        <w:t xml:space="preserve">활성화된 가격 레벨별 금액을 입력합니다(예: Precio 1 소매, Precio 2 도매).</w:t>
-      </w:r>
-    </w:p>
-    <w:p>
-      <w:pPr>
-        <w:pStyle w:val="ListParagraph"/>
-        <w:numPr>
-          <w:ilvl w:val="0"/>
-          <w:numId w:val="2"/>
-        </w:numPr>
-        <w:spacing w:after="100"/>
-      </w:pPr>
-      <w:r>
-        <w:t xml:space="preserve">필요하면 지점별 초기 재고를 입력하고 저장합니다.</w:t>
+        <w:t xml:space="preserve">캡처 예정: producto-04-imagenes</w:t>
+      </w:r>
+    </w:p>
+    <w:p>
+      <w:pPr>
+        <w:pStyle w:val="ListParagraph"/>
+        <w:numPr>
+          <w:ilvl w:val="0"/>
+          <w:numId w:val="5"/>
+        </w:numPr>
+        <w:spacing w:after="100"/>
+      </w:pPr>
+      <w:r>
+        <w:t xml:space="preserve">상품 편집 화면의 이미지 섹션에서 파일(JPG/PNG)을 업로드합니다.</w:t>
+      </w:r>
+    </w:p>
+    <w:p>
+      <w:pPr>
+        <w:pStyle w:val="ListParagraph"/>
+        <w:numPr>
+          <w:ilvl w:val="0"/>
+          <w:numId w:val="5"/>
+        </w:numPr>
+        <w:spacing w:after="100"/>
+      </w:pPr>
+      <w:r>
+        <w:t xml:space="preserve">첫 번째 이미지가 대표 이미지로 목록·온라인숍 썸네일에 사용됩니다.</w:t>
       </w:r>
     </w:p>
     <w:p>
@@ -221,7 +565,7 @@
         <w:t xml:space="preserve">TIP  </w:t>
       </w:r>
       <w:r>
-        <w:t xml:space="preserve">판매 준비가 된 상품만 «publicar(게시)»를 활성화하세요.</w:t>
+        <w:t xml:space="preserve">화면 로딩 속도를 위해 정사각형의 가벼운 사진(1MB 미만)을 권장합니다.</w:t>
       </w:r>
     </w:p>
     <w:p>
@@ -230,7 +574,7 @@
         <w:pageBreakBefore/>
       </w:pPr>
       <w:r>
-        <w:t xml:space="preserve">2. 코드 마드레와 변형(색상×사이즈)</w:t>
+        <w:t xml:space="preserve">5. 가격 관리</w:t>
       </w:r>
     </w:p>
     <w:p>
@@ -238,7 +582,122 @@
         <w:spacing w:after="200"/>
       </w:pPr>
       <w:r>
-        <w:t xml:space="preserve">코드 마드레는 한 모델의 모든 색상×사이즈 조합을 묶는 부모 코드입니다. 각 조합은 고유 코드와 재고를 가진 변형이 됩니다.</w:t>
+        <w:t xml:space="preserve">«Precios» 메뉴에서 가격을 일괄 조정합니다: 퍼센트, 고정 금액, 카테고리별 또는 코드 마드레 단위(모든 변형 동시).</w:t>
+      </w:r>
+    </w:p>
+    <w:p>
+      <w:pPr>
+        <w:spacing w:after="200"/>
+        <w:jc w:val="center"/>
+      </w:pPr>
+      <w:r>
+        <w:drawing>
+          <wp:inline distT="0" distB="0" distL="0" distR="0">
+            <wp:extent cx="4457700" cy="2790825"/>
+            <wp:effectExtent t="0" r="0" b="0" l="0"/>
+            <wp:docPr id="1" name="producto-05-precios" descr="가격 관리" title="producto-05-precios"/>
+            <wp:cNvGraphicFramePr>
+              <a:graphicFrameLocks xmlns:a="http://schemas.openxmlformats.org/drawingml/2006/main" noChangeAspect="1"/>
+            </wp:cNvGraphicFramePr>
+            <a:graphic xmlns:a="http://schemas.openxmlformats.org/drawingml/2006/main">
+              <a:graphicData uri="http://schemas.openxmlformats.org/drawingml/2006/picture">
+                <pic:pic xmlns:pic="http://schemas.openxmlformats.org/drawingml/2006/picture">
+                  <pic:nvPicPr>
+                    <pic:cNvPr id="0" name="" descr=""/>
+                    <pic:cNvPicPr>
+                      <a:picLocks noChangeAspect="1" noChangeArrowheads="1"/>
+                    </pic:cNvPicPr>
+                  </pic:nvPicPr>
+                  <pic:blipFill>
+                    <a:blip r:embed="rId12" cstate="none"/>
+                    <a:srcRect/>
+                    <a:stretch>
+                      <a:fillRect/>
+                    </a:stretch>
+                  </pic:blipFill>
+                  <pic:spPr bwMode="auto">
+                    <a:xfrm>
+                      <a:off x="0" y="0"/>
+                      <a:ext cx="4457700" cy="2790825"/>
+                    </a:xfrm>
+                    <a:prstGeom prst="rect">
+                      <a:avLst/>
+                    </a:prstGeom>
+                  </pic:spPr>
+                </pic:pic>
+              </a:graphicData>
+            </a:graphic>
+          </wp:inline>
+        </w:drawing>
+      </w:r>
+    </w:p>
+    <w:p>
+      <w:pPr>
+        <w:pStyle w:val="ListParagraph"/>
+        <w:numPr>
+          <w:ilvl w:val="0"/>
+          <w:numId w:val="6"/>
+        </w:numPr>
+        <w:spacing w:after="100"/>
+      </w:pPr>
+      <w:r>
+        <w:t xml:space="preserve">«Precios» 메뉴에서 수정할 상품을 필터링합니다(카테고리, 공급자, 코드).</w:t>
+      </w:r>
+    </w:p>
+    <w:p>
+      <w:pPr>
+        <w:pStyle w:val="ListParagraph"/>
+        <w:numPr>
+          <w:ilvl w:val="0"/>
+          <w:numId w:val="6"/>
+        </w:numPr>
+        <w:spacing w:after="100"/>
+      </w:pPr>
+      <w:r>
+        <w:t xml:space="preserve">조정 방식(퍼센트/금액)과 수정할 가격 레벨을 선택합니다.</w:t>
+      </w:r>
+    </w:p>
+    <w:p>
+      <w:pPr>
+        <w:pStyle w:val="ListParagraph"/>
+        <w:numPr>
+          <w:ilvl w:val="0"/>
+          <w:numId w:val="6"/>
+        </w:numPr>
+        <w:spacing w:after="100"/>
+      </w:pPr>
+      <w:r>
+        <w:t xml:space="preserve">코드 마드레 단위로는 모델의 모든 변형에 한 번에 적용됩니다.</w:t>
+      </w:r>
+    </w:p>
+    <w:p>
+      <w:pPr>
+        <w:pStyle w:val="ListParagraph"/>
+        <w:numPr>
+          <w:ilvl w:val="0"/>
+          <w:numId w:val="6"/>
+        </w:numPr>
+        <w:spacing w:after="100"/>
+      </w:pPr>
+      <w:r>
+        <w:t xml:space="preserve">확정 전에 새 가격 미리보기를 확인하세요.</w:t>
+      </w:r>
+    </w:p>
+    <w:p>
+      <w:pPr>
+        <w:pStyle w:val="Heading1"/>
+        <w:pageBreakBefore/>
+      </w:pPr>
+      <w:r>
+        <w:t xml:space="preserve">6. 재입고와 재고 보충</w:t>
+      </w:r>
+    </w:p>
+    <w:p>
+      <w:pPr>
+        <w:spacing w:after="200"/>
+      </w:pPr>
+      <w:r>
+        <w:t xml:space="preserve">이미 등록된 모델의 상품이 입고되면 새 상품을 만들지 않고 기존 코드 마드레로 재고를 보충합니다.</w:t>
       </w:r>
     </w:p>
     <w:p>
@@ -256,59 +715,120 @@
           <w:iCs/>
           <w:color w:val="B8730A"/>
         </w:rPr>
-        <w:t xml:space="preserve">캡처 예정: producto-02-codigo-madre</w:t>
-      </w:r>
-    </w:p>
-    <w:p>
-      <w:pPr>
-        <w:pStyle w:val="ListParagraph"/>
-        <w:numPr>
-          <w:ilvl w:val="0"/>
-          <w:numId w:val="3"/>
-        </w:numPr>
-        <w:spacing w:after="100"/>
-      </w:pPr>
-      <w:r>
-        <w:t xml:space="preserve">상품 등록 시 코드 마드레 옵션을 선택합니다.</w:t>
-      </w:r>
-    </w:p>
-    <w:p>
-      <w:pPr>
-        <w:pStyle w:val="ListParagraph"/>
-        <w:numPr>
-          <w:ilvl w:val="0"/>
-          <w:numId w:val="3"/>
-        </w:numPr>
-        <w:spacing w:after="100"/>
-      </w:pPr>
-      <w:r>
-        <w:t xml:space="preserve">모델의 색상과 사이즈를 선택하면 시스템이 변형 매트릭스를 생성합니다.</w:t>
-      </w:r>
-    </w:p>
-    <w:p>
-      <w:pPr>
-        <w:pStyle w:val="ListParagraph"/>
-        <w:numPr>
-          <w:ilvl w:val="0"/>
-          <w:numId w:val="3"/>
-        </w:numPr>
-        <w:spacing w:after="100"/>
-      </w:pPr>
-      <w:r>
-        <w:t xml:space="preserve">변형 표에 조합별 수량을 입력하고 저장합니다.</w:t>
-      </w:r>
-    </w:p>
-    <w:p>
-      <w:pPr>
-        <w:pStyle w:val="ListParagraph"/>
-        <w:numPr>
-          <w:ilvl w:val="0"/>
-          <w:numId w:val="3"/>
-        </w:numPr>
-        <w:spacing w:after="100"/>
-      </w:pPr>
-      <w:r>
-        <w:t xml:space="preserve">기존 모델 재입고 시 코드 마드레를 선택하면 폼이 자동으로 채워지고 새 수량만 입력하면 됩니다.</w:t>
+        <w:t xml:space="preserve">캡처 예정: producto-06-reingreso</w:t>
+      </w:r>
+    </w:p>
+    <w:p>
+      <w:pPr>
+        <w:pStyle w:val="ListParagraph"/>
+        <w:numPr>
+          <w:ilvl w:val="0"/>
+          <w:numId w:val="7"/>
+        </w:numPr>
+        <w:spacing w:after="100"/>
+      </w:pPr>
+      <w:r>
+        <w:t xml:space="preserve">등록/재입고 화면에서 모델의 코드 마드레를 검색해 선택합니다.</w:t>
+      </w:r>
+    </w:p>
+    <w:p>
+      <w:pPr>
+        <w:pStyle w:val="ListParagraph"/>
+        <w:numPr>
+          <w:ilvl w:val="0"/>
+          <w:numId w:val="7"/>
+        </w:numPr>
+        <w:spacing w:after="100"/>
+      </w:pPr>
+      <w:r>
+        <w:t xml:space="preserve">폼과 변형 매트릭스가 기존 데이터로 자동 완성됩니다.</w:t>
+      </w:r>
+    </w:p>
+    <w:p>
+      <w:pPr>
+        <w:pStyle w:val="ListParagraph"/>
+        <w:numPr>
+          <w:ilvl w:val="0"/>
+          <w:numId w:val="7"/>
+        </w:numPr>
+        <w:spacing w:after="100"/>
+      </w:pPr>
+      <w:r>
+        <w:t xml:space="preserve">입고되는 조합별 수량만 입력하고 확정합니다.</w:t>
+      </w:r>
+    </w:p>
+    <w:p>
+      <w:pPr>
+        <w:pStyle w:val="Heading1"/>
+        <w:pageBreakBefore/>
+      </w:pPr>
+      <w:r>
+        <w:t xml:space="preserve">7. 바코드 라벨(Zebra)</w:t>
+      </w:r>
+    </w:p>
+    <w:p>
+      <w:pPr>
+        <w:spacing w:after="200"/>
+      </w:pPr>
+      <w:r>
+        <w:t xml:space="preserve">라벨은 Zebra 에이전트로 출력하며 3가지 형식이 있습니다: 50×25 단면, 50×25 양면, 100×25 카툴리나.</w:t>
+      </w:r>
+    </w:p>
+    <w:p>
+      <w:pPr>
+        <w:pBdr>
+          <w:top w:val="dashed" w:color="B8730A" w:sz="6" w:space="8"/>
+          <w:bottom w:val="dashed" w:color="B8730A" w:sz="6" w:space="8"/>
+        </w:pBdr>
+        <w:spacing w:after="200" w:before="120"/>
+        <w:jc w:val="center"/>
+      </w:pPr>
+      <w:r>
+        <w:rPr>
+          <w:i/>
+          <w:iCs/>
+          <w:color w:val="B8730A"/>
+        </w:rPr>
+        <w:t xml:space="preserve">캡처 예정: producto-07-etiquetas</w:t>
+      </w:r>
+    </w:p>
+    <w:p>
+      <w:pPr>
+        <w:pStyle w:val="ListParagraph"/>
+        <w:numPr>
+          <w:ilvl w:val="0"/>
+          <w:numId w:val="8"/>
+        </w:numPr>
+        <w:spacing w:after="100"/>
+      </w:pPr>
+      <w:r>
+        <w:t xml:space="preserve">상품 목록에서 상품을 선택하고 «Imprimir x ZPL»을 사용합니다.</w:t>
+      </w:r>
+    </w:p>
+    <w:p>
+      <w:pPr>
+        <w:pStyle w:val="ListParagraph"/>
+        <w:numPr>
+          <w:ilvl w:val="0"/>
+          <w:numId w:val="8"/>
+        </w:numPr>
+        <w:spacing w:after="100"/>
+      </w:pPr>
+      <w:r>
+        <w:t xml:space="preserve">라벨 형식과 상품별 출력 수량을 선택합니다.</w:t>
+      </w:r>
+    </w:p>
+    <w:p>
+      <w:pPr>
+        <w:pStyle w:val="ListParagraph"/>
+        <w:numPr>
+          <w:ilvl w:val="0"/>
+          <w:numId w:val="8"/>
+        </w:numPr>
+        <w:spacing w:after="100"/>
+      </w:pPr>
+      <w:r>
+        <w:t xml:space="preserve">대상 Zebra 프린터(온라인 에이전트)를 확인하고 출력을 보냅니다.</w:t>
       </w:r>
     </w:p>
     <w:p>
@@ -327,7 +847,7 @@
         <w:t xml:space="preserve">TIP  </w:t>
       </w:r>
       <w:r>
-        <w:t xml:space="preserve">새로 만든 사이즈/색상이 목록에 안 보이면 페이지를 새로고침해 카탈로그를 다시 불러오세요.</w:t>
+        <w:t xml:space="preserve">에이전트가 오프라인이면 설치된 PC(Zebra Agent 앱 아이콘)를 확인하세요.</w:t>
       </w:r>
     </w:p>
     <w:p>
@@ -336,7 +856,7 @@
         <w:pageBreakBefore/>
       </w:pPr>
       <w:r>
-        <w:t xml:space="preserve">3. 카탈로그: 카테고리, 사이즈, 색상 등</w:t>
+        <w:t xml:space="preserve">8. 코드 일괄 가져오기</w:t>
       </w:r>
     </w:p>
     <w:p>
@@ -344,7 +864,7 @@
         <w:spacing w:after="200"/>
       </w:pPr>
       <w:r>
-        <w:t xml:space="preserve">카탈로그(카테고리, 하위 카테고리, 사이즈, 색상, 시즌, 원산지, 공급자)는 한 번 등록해 모든 상품에서 재사용합니다.</w:t>
+        <w:t xml:space="preserve">대량 등록(예: 초기 이관)은 파일에서 상품·코드를 가져오는 기능을 사용합니다.</w:t>
       </w:r>
     </w:p>
     <w:p>
@@ -362,46 +882,46 @@
           <w:iCs/>
           <w:color w:val="B8730A"/>
         </w:rPr>
-        <w:t xml:space="preserve">캡처 예정: producto-03-catalogos</w:t>
-      </w:r>
-    </w:p>
-    <w:p>
-      <w:pPr>
-        <w:pStyle w:val="ListParagraph"/>
-        <w:numPr>
-          <w:ilvl w:val="0"/>
-          <w:numId w:val="4"/>
-        </w:numPr>
-        <w:spacing w:after="100"/>
-      </w:pPr>
-      <w:r>
-        <w:t xml:space="preserve">상품 설정 메뉴에서 각 카탈로그를 관리합니다.</w:t>
-      </w:r>
-    </w:p>
-    <w:p>
-      <w:pPr>
-        <w:pStyle w:val="ListParagraph"/>
-        <w:numPr>
-          <w:ilvl w:val="0"/>
-          <w:numId w:val="4"/>
-        </w:numPr>
-        <w:spacing w:after="100"/>
-      </w:pPr>
-      <w:r>
-        <w:t xml:space="preserve">해당 값을 쓰는 상품을 등록하기 전에 새 값(예: 사이즈, 색상)을 먼저 추가하세요.</w:t>
-      </w:r>
-    </w:p>
-    <w:p>
-      <w:pPr>
-        <w:pStyle w:val="ListParagraph"/>
-        <w:numPr>
-          <w:ilvl w:val="0"/>
-          <w:numId w:val="4"/>
-        </w:numPr>
-        <w:spacing w:after="100"/>
-      </w:pPr>
-      <w:r>
-        <w:t xml:space="preserve">표기만 다른 중복(예: «Rojo»와 «ROJO»)은 보고서를 어렵게 하므로 피하세요.</w:t>
+        <w:t xml:space="preserve">캡처 예정: producto-08-importacion</w:t>
+      </w:r>
+    </w:p>
+    <w:p>
+      <w:pPr>
+        <w:pStyle w:val="ListParagraph"/>
+        <w:numPr>
+          <w:ilvl w:val="0"/>
+          <w:numId w:val="9"/>
+        </w:numPr>
+        <w:spacing w:after="100"/>
+      </w:pPr>
+      <w:r>
+        <w:t xml:space="preserve">가져오기 화면에 안내된 형식(코드, 이름, 가격, 재고 컬럼)으로 파일을 준비합니다.</w:t>
+      </w:r>
+    </w:p>
+    <w:p>
+      <w:pPr>
+        <w:pStyle w:val="ListParagraph"/>
+        <w:numPr>
+          <w:ilvl w:val="0"/>
+          <w:numId w:val="9"/>
+        </w:numPr>
+        <w:spacing w:after="100"/>
+      </w:pPr>
+      <w:r>
+        <w:t xml:space="preserve">파일을 업로드하고 미리보기를 확인합니다. 오류 행은 시스템이 표시합니다.</w:t>
+      </w:r>
+    </w:p>
+    <w:p>
+      <w:pPr>
+        <w:pStyle w:val="ListParagraph"/>
+        <w:numPr>
+          <w:ilvl w:val="0"/>
+          <w:numId w:val="9"/>
+        </w:numPr>
+        <w:spacing w:after="100"/>
+      </w:pPr>
+      <w:r>
+        <w:t xml:space="preserve">가져오기를 확정하고 몇 개 상품을 무작위로 검증하세요.</w:t>
       </w:r>
     </w:p>
     <w:p>
@@ -410,7 +930,7 @@
         <w:pageBreakBefore/>
       </w:pPr>
       <w:r>
-        <w:t xml:space="preserve">4. 상품 이미지</w:t>
+        <w:t xml:space="preserve">9. 온라인숍 게시</w:t>
       </w:r>
     </w:p>
     <w:p>
@@ -418,7 +938,7 @@
         <w:spacing w:after="200"/>
       </w:pPr>
       <w:r>
-        <w:t xml:space="preserve">상품마다 이미지를 등록해 POS와 온라인숍에 표시할 수 있습니다.</w:t>
+        <w:t xml:space="preserve">게시된 상품은 브랜드 온라인숍에 노출됩니다. 게시 여부는 상품 단위로 관리합니다.</w:t>
       </w:r>
     </w:p>
     <w:p>
@@ -436,52 +956,46 @@
           <w:iCs/>
           <w:color w:val="B8730A"/>
         </w:rPr>
-        <w:t xml:space="preserve">캡처 예정: producto-04-imagenes</w:t>
-      </w:r>
-    </w:p>
-    <w:p>
-      <w:pPr>
-        <w:pStyle w:val="ListParagraph"/>
-        <w:numPr>
-          <w:ilvl w:val="0"/>
-          <w:numId w:val="5"/>
-        </w:numPr>
-        <w:spacing w:after="100"/>
-      </w:pPr>
-      <w:r>
-        <w:t xml:space="preserve">상품 편집 화면의 이미지 섹션에서 파일(JPG/PNG)을 업로드합니다.</w:t>
-      </w:r>
-    </w:p>
-    <w:p>
-      <w:pPr>
-        <w:pStyle w:val="ListParagraph"/>
-        <w:numPr>
-          <w:ilvl w:val="0"/>
-          <w:numId w:val="5"/>
-        </w:numPr>
-        <w:spacing w:after="100"/>
-      </w:pPr>
-      <w:r>
-        <w:t xml:space="preserve">첫 번째 이미지가 대표 이미지로 목록·온라인숍 썸네일에 사용됩니다.</w:t>
-      </w:r>
-    </w:p>
-    <w:p>
-      <w:pPr>
-        <w:pBdr>
-          <w:left w:val="single" w:color="B8730A" w:sz="12" w:space="8"/>
-        </w:pBdr>
-        <w:spacing w:after="100" w:before="160"/>
-      </w:pPr>
-      <w:r>
-        <w:rPr>
-          <w:b/>
-          <w:bCs/>
-          <w:color w:val="B8730A"/>
-        </w:rPr>
-        <w:t xml:space="preserve">TIP  </w:t>
-      </w:r>
-      <w:r>
-        <w:t xml:space="preserve">화면 로딩 속도를 위해 정사각형의 가벼운 사진(1MB 미만)을 권장합니다.</w:t>
+        <w:t xml:space="preserve">캡처 예정: producto-09-tienda</w:t>
+      </w:r>
+    </w:p>
+    <w:p>
+      <w:pPr>
+        <w:pStyle w:val="ListParagraph"/>
+        <w:numPr>
+          <w:ilvl w:val="0"/>
+          <w:numId w:val="10"/>
+        </w:numPr>
+        <w:spacing w:after="100"/>
+      </w:pPr>
+      <w:r>
+        <w:t xml:space="preserve">상품 편집에서 온라인 게시 옵션을 활성화합니다.</w:t>
+      </w:r>
+    </w:p>
+    <w:p>
+      <w:pPr>
+        <w:pStyle w:val="ListParagraph"/>
+        <w:numPr>
+          <w:ilvl w:val="0"/>
+          <w:numId w:val="10"/>
+        </w:numPr>
+        <w:spacing w:after="100"/>
+      </w:pPr>
+      <w:r>
+        <w:t xml:space="preserve">이미지·가격·재고가 있는지 확인하세요. 온라인숍에 제대로 표시되기 위한 조건입니다.</w:t>
+      </w:r>
+    </w:p>
+    <w:p>
+      <w:pPr>
+        <w:pStyle w:val="ListParagraph"/>
+        <w:numPr>
+          <w:ilvl w:val="0"/>
+          <w:numId w:val="10"/>
+        </w:numPr>
+        <w:spacing w:after="100"/>
+      </w:pPr>
+      <w:r>
+        <w:t xml:space="preserve">온라인숍에서 내리려면 게시만 비활성화하면 됩니다(삭제 불필요).</w:t>
       </w:r>
     </w:p>
     <w:p>
@@ -490,7 +1004,7 @@
         <w:pageBreakBefore/>
       </w:pPr>
       <w:r>
-        <w:t xml:space="preserve">5. 가격 관리</w:t>
+        <w:t xml:space="preserve">10. 파라미터: SKU 접두어</w:t>
       </w:r>
     </w:p>
     <w:p>
@@ -498,427 +1012,53 @@
         <w:spacing w:after="200"/>
       </w:pPr>
       <w:r>
-        <w:t xml:space="preserve">«Precios» 메뉴에서 가격을 일괄 조정합니다: 퍼센트, 고정 금액, 카테고리별 또는 코드 마드레 단위(모든 변형 동시).</w:t>
-      </w:r>
-    </w:p>
-    <w:p>
-      <w:pPr>
-        <w:pBdr>
-          <w:top w:val="dashed" w:color="B8730A" w:sz="6" w:space="8"/>
-          <w:bottom w:val="dashed" w:color="B8730A" w:sz="6" w:space="8"/>
-        </w:pBdr>
-        <w:spacing w:after="200" w:before="120"/>
+        <w:t xml:space="preserve">SKU 접두어는 자동 생성 코드의 시작 부분을 정합니다(예: 2025 시즌은 «25»).</w:t>
+      </w:r>
+    </w:p>
+    <w:p>
+      <w:pPr>
+        <w:spacing w:after="200"/>
         <w:jc w:val="center"/>
       </w:pPr>
       <w:r>
-        <w:rPr>
-          <w:i/>
-          <w:iCs/>
-          <w:color w:val="B8730A"/>
-        </w:rPr>
-        <w:t xml:space="preserve">캡처 예정: producto-05-precios</w:t>
-      </w:r>
-    </w:p>
-    <w:p>
-      <w:pPr>
-        <w:pStyle w:val="ListParagraph"/>
-        <w:numPr>
-          <w:ilvl w:val="0"/>
-          <w:numId w:val="6"/>
-        </w:numPr>
-        <w:spacing w:after="100"/>
-      </w:pPr>
-      <w:r>
-        <w:t xml:space="preserve">«Precios» 메뉴에서 수정할 상품을 필터링합니다(카테고리, 공급자, 코드).</w:t>
-      </w:r>
-    </w:p>
-    <w:p>
-      <w:pPr>
-        <w:pStyle w:val="ListParagraph"/>
-        <w:numPr>
-          <w:ilvl w:val="0"/>
-          <w:numId w:val="6"/>
-        </w:numPr>
-        <w:spacing w:after="100"/>
-      </w:pPr>
-      <w:r>
-        <w:t xml:space="preserve">조정 방식(퍼센트/금액)과 수정할 가격 레벨을 선택합니다.</w:t>
-      </w:r>
-    </w:p>
-    <w:p>
-      <w:pPr>
-        <w:pStyle w:val="ListParagraph"/>
-        <w:numPr>
-          <w:ilvl w:val="0"/>
-          <w:numId w:val="6"/>
-        </w:numPr>
-        <w:spacing w:after="100"/>
-      </w:pPr>
-      <w:r>
-        <w:t xml:space="preserve">코드 마드레 단위로는 모델의 모든 변형에 한 번에 적용됩니다.</w:t>
-      </w:r>
-    </w:p>
-    <w:p>
-      <w:pPr>
-        <w:pStyle w:val="ListParagraph"/>
-        <w:numPr>
-          <w:ilvl w:val="0"/>
-          <w:numId w:val="6"/>
-        </w:numPr>
-        <w:spacing w:after="100"/>
-      </w:pPr>
-      <w:r>
-        <w:t xml:space="preserve">확정 전에 새 가격 미리보기를 확인하세요.</w:t>
-      </w:r>
-    </w:p>
-    <w:p>
-      <w:pPr>
-        <w:pStyle w:val="Heading1"/>
-        <w:pageBreakBefore/>
-      </w:pPr>
-      <w:r>
-        <w:t xml:space="preserve">6. 재입고와 재고 보충</w:t>
-      </w:r>
-    </w:p>
-    <w:p>
-      <w:pPr>
-        <w:spacing w:after="200"/>
-      </w:pPr>
-      <w:r>
-        <w:t xml:space="preserve">이미 등록된 모델의 상품이 입고되면 새 상품을 만들지 않고 기존 코드 마드레로 재고를 보충합니다.</w:t>
-      </w:r>
-    </w:p>
-    <w:p>
-      <w:pPr>
-        <w:pBdr>
-          <w:top w:val="dashed" w:color="B8730A" w:sz="6" w:space="8"/>
-          <w:bottom w:val="dashed" w:color="B8730A" w:sz="6" w:space="8"/>
-        </w:pBdr>
-        <w:spacing w:after="200" w:before="120"/>
-        <w:jc w:val="center"/>
-      </w:pPr>
-      <w:r>
-        <w:rPr>
-          <w:i/>
-          <w:iCs/>
-          <w:color w:val="B8730A"/>
-        </w:rPr>
-        <w:t xml:space="preserve">캡처 예정: producto-06-reingreso</w:t>
-      </w:r>
-    </w:p>
-    <w:p>
-      <w:pPr>
-        <w:pStyle w:val="ListParagraph"/>
-        <w:numPr>
-          <w:ilvl w:val="0"/>
-          <w:numId w:val="7"/>
-        </w:numPr>
-        <w:spacing w:after="100"/>
-      </w:pPr>
-      <w:r>
-        <w:t xml:space="preserve">등록/재입고 화면에서 모델의 코드 마드레를 검색해 선택합니다.</w:t>
-      </w:r>
-    </w:p>
-    <w:p>
-      <w:pPr>
-        <w:pStyle w:val="ListParagraph"/>
-        <w:numPr>
-          <w:ilvl w:val="0"/>
-          <w:numId w:val="7"/>
-        </w:numPr>
-        <w:spacing w:after="100"/>
-      </w:pPr>
-      <w:r>
-        <w:t xml:space="preserve">폼과 변형 매트릭스가 기존 데이터로 자동 완성됩니다.</w:t>
-      </w:r>
-    </w:p>
-    <w:p>
-      <w:pPr>
-        <w:pStyle w:val="ListParagraph"/>
-        <w:numPr>
-          <w:ilvl w:val="0"/>
-          <w:numId w:val="7"/>
-        </w:numPr>
-        <w:spacing w:after="100"/>
-      </w:pPr>
-      <w:r>
-        <w:t xml:space="preserve">입고되는 조합별 수량만 입력하고 확정합니다.</w:t>
-      </w:r>
-    </w:p>
-    <w:p>
-      <w:pPr>
-        <w:pStyle w:val="Heading1"/>
-        <w:pageBreakBefore/>
-      </w:pPr>
-      <w:r>
-        <w:t xml:space="preserve">7. 바코드 라벨(Zebra)</w:t>
-      </w:r>
-    </w:p>
-    <w:p>
-      <w:pPr>
-        <w:spacing w:after="200"/>
-      </w:pPr>
-      <w:r>
-        <w:t xml:space="preserve">라벨은 Zebra 에이전트로 출력하며 3가지 형식이 있습니다: 50×25 단면, 50×25 양면, 100×25 카툴리나.</w:t>
-      </w:r>
-    </w:p>
-    <w:p>
-      <w:pPr>
-        <w:pBdr>
-          <w:top w:val="dashed" w:color="B8730A" w:sz="6" w:space="8"/>
-          <w:bottom w:val="dashed" w:color="B8730A" w:sz="6" w:space="8"/>
-        </w:pBdr>
-        <w:spacing w:after="200" w:before="120"/>
-        <w:jc w:val="center"/>
-      </w:pPr>
-      <w:r>
-        <w:rPr>
-          <w:i/>
-          <w:iCs/>
-          <w:color w:val="B8730A"/>
-        </w:rPr>
-        <w:t xml:space="preserve">캡처 예정: producto-07-etiquetas</w:t>
-      </w:r>
-    </w:p>
-    <w:p>
-      <w:pPr>
-        <w:pStyle w:val="ListParagraph"/>
-        <w:numPr>
-          <w:ilvl w:val="0"/>
-          <w:numId w:val="8"/>
-        </w:numPr>
-        <w:spacing w:after="100"/>
-      </w:pPr>
-      <w:r>
-        <w:t xml:space="preserve">상품 목록에서 상품을 선택하고 «Imprimir x ZPL»을 사용합니다.</w:t>
-      </w:r>
-    </w:p>
-    <w:p>
-      <w:pPr>
-        <w:pStyle w:val="ListParagraph"/>
-        <w:numPr>
-          <w:ilvl w:val="0"/>
-          <w:numId w:val="8"/>
-        </w:numPr>
-        <w:spacing w:after="100"/>
-      </w:pPr>
-      <w:r>
-        <w:t xml:space="preserve">라벨 형식과 상품별 출력 수량을 선택합니다.</w:t>
-      </w:r>
-    </w:p>
-    <w:p>
-      <w:pPr>
-        <w:pStyle w:val="ListParagraph"/>
-        <w:numPr>
-          <w:ilvl w:val="0"/>
-          <w:numId w:val="8"/>
-        </w:numPr>
-        <w:spacing w:after="100"/>
-      </w:pPr>
-      <w:r>
-        <w:t xml:space="preserve">대상 Zebra 프린터(온라인 에이전트)를 확인하고 출력을 보냅니다.</w:t>
-      </w:r>
-    </w:p>
-    <w:p>
-      <w:pPr>
-        <w:pBdr>
-          <w:left w:val="single" w:color="B8730A" w:sz="12" w:space="8"/>
-        </w:pBdr>
-        <w:spacing w:after="100" w:before="160"/>
-      </w:pPr>
-      <w:r>
-        <w:rPr>
-          <w:b/>
-          <w:bCs/>
-          <w:color w:val="B8730A"/>
-        </w:rPr>
-        <w:t xml:space="preserve">TIP  </w:t>
-      </w:r>
-      <w:r>
-        <w:t xml:space="preserve">에이전트가 오프라인이면 설치된 PC(Zebra Agent 앱 아이콘)를 확인하세요.</w:t>
-      </w:r>
-    </w:p>
-    <w:p>
-      <w:pPr>
-        <w:pStyle w:val="Heading1"/>
-        <w:pageBreakBefore/>
-      </w:pPr>
-      <w:r>
-        <w:t xml:space="preserve">8. 코드 일괄 가져오기</w:t>
-      </w:r>
-    </w:p>
-    <w:p>
-      <w:pPr>
-        <w:spacing w:after="200"/>
-      </w:pPr>
-      <w:r>
-        <w:t xml:space="preserve">대량 등록(예: 초기 이관)은 파일에서 상품·코드를 가져오는 기능을 사용합니다.</w:t>
-      </w:r>
-    </w:p>
-    <w:p>
-      <w:pPr>
-        <w:pBdr>
-          <w:top w:val="dashed" w:color="B8730A" w:sz="6" w:space="8"/>
-          <w:bottom w:val="dashed" w:color="B8730A" w:sz="6" w:space="8"/>
-        </w:pBdr>
-        <w:spacing w:after="200" w:before="120"/>
-        <w:jc w:val="center"/>
-      </w:pPr>
-      <w:r>
-        <w:rPr>
-          <w:i/>
-          <w:iCs/>
-          <w:color w:val="B8730A"/>
-        </w:rPr>
-        <w:t xml:space="preserve">캡처 예정: producto-08-importacion</w:t>
-      </w:r>
-    </w:p>
-    <w:p>
-      <w:pPr>
-        <w:pStyle w:val="ListParagraph"/>
-        <w:numPr>
-          <w:ilvl w:val="0"/>
-          <w:numId w:val="9"/>
-        </w:numPr>
-        <w:spacing w:after="100"/>
-      </w:pPr>
-      <w:r>
-        <w:t xml:space="preserve">가져오기 화면에 안내된 형식(코드, 이름, 가격, 재고 컬럼)으로 파일을 준비합니다.</w:t>
-      </w:r>
-    </w:p>
-    <w:p>
-      <w:pPr>
-        <w:pStyle w:val="ListParagraph"/>
-        <w:numPr>
-          <w:ilvl w:val="0"/>
-          <w:numId w:val="9"/>
-        </w:numPr>
-        <w:spacing w:after="100"/>
-      </w:pPr>
-      <w:r>
-        <w:t xml:space="preserve">파일을 업로드하고 미리보기를 확인합니다. 오류 행은 시스템이 표시합니다.</w:t>
-      </w:r>
-    </w:p>
-    <w:p>
-      <w:pPr>
-        <w:pStyle w:val="ListParagraph"/>
-        <w:numPr>
-          <w:ilvl w:val="0"/>
-          <w:numId w:val="9"/>
-        </w:numPr>
-        <w:spacing w:after="100"/>
-      </w:pPr>
-      <w:r>
-        <w:t xml:space="preserve">가져오기를 확정하고 몇 개 상품을 무작위로 검증하세요.</w:t>
-      </w:r>
-    </w:p>
-    <w:p>
-      <w:pPr>
-        <w:pStyle w:val="Heading1"/>
-        <w:pageBreakBefore/>
-      </w:pPr>
-      <w:r>
-        <w:t xml:space="preserve">9. 온라인숍 게시</w:t>
-      </w:r>
-    </w:p>
-    <w:p>
-      <w:pPr>
-        <w:spacing w:after="200"/>
-      </w:pPr>
-      <w:r>
-        <w:t xml:space="preserve">게시된 상품은 브랜드 온라인숍에 노출됩니다. 게시 여부는 상품 단위로 관리합니다.</w:t>
-      </w:r>
-    </w:p>
-    <w:p>
-      <w:pPr>
-        <w:pBdr>
-          <w:top w:val="dashed" w:color="B8730A" w:sz="6" w:space="8"/>
-          <w:bottom w:val="dashed" w:color="B8730A" w:sz="6" w:space="8"/>
-        </w:pBdr>
-        <w:spacing w:after="200" w:before="120"/>
-        <w:jc w:val="center"/>
-      </w:pPr>
-      <w:r>
-        <w:rPr>
-          <w:i/>
-          <w:iCs/>
-          <w:color w:val="B8730A"/>
-        </w:rPr>
-        <w:t xml:space="preserve">캡처 예정: producto-09-tienda</w:t>
-      </w:r>
-    </w:p>
-    <w:p>
-      <w:pPr>
-        <w:pStyle w:val="ListParagraph"/>
-        <w:numPr>
-          <w:ilvl w:val="0"/>
-          <w:numId w:val="10"/>
-        </w:numPr>
-        <w:spacing w:after="100"/>
-      </w:pPr>
-      <w:r>
-        <w:t xml:space="preserve">상품 편집에서 온라인 게시 옵션을 활성화합니다.</w:t>
-      </w:r>
-    </w:p>
-    <w:p>
-      <w:pPr>
-        <w:pStyle w:val="ListParagraph"/>
-        <w:numPr>
-          <w:ilvl w:val="0"/>
-          <w:numId w:val="10"/>
-        </w:numPr>
-        <w:spacing w:after="100"/>
-      </w:pPr>
-      <w:r>
-        <w:t xml:space="preserve">이미지·가격·재고가 있는지 확인하세요. 온라인숍에 제대로 표시되기 위한 조건입니다.</w:t>
-      </w:r>
-    </w:p>
-    <w:p>
-      <w:pPr>
-        <w:pStyle w:val="ListParagraph"/>
-        <w:numPr>
-          <w:ilvl w:val="0"/>
-          <w:numId w:val="10"/>
-        </w:numPr>
-        <w:spacing w:after="100"/>
-      </w:pPr>
-      <w:r>
-        <w:t xml:space="preserve">온라인숍에서 내리려면 게시만 비활성화하면 됩니다(삭제 불필요).</w:t>
-      </w:r>
-    </w:p>
-    <w:p>
-      <w:pPr>
-        <w:pStyle w:val="Heading1"/>
-        <w:pageBreakBefore/>
-      </w:pPr>
-      <w:r>
-        <w:t xml:space="preserve">10. 파라미터: SKU 접두어</w:t>
-      </w:r>
-    </w:p>
-    <w:p>
-      <w:pPr>
-        <w:spacing w:after="200"/>
-      </w:pPr>
-      <w:r>
-        <w:t xml:space="preserve">SKU 접두어는 자동 생성 코드의 시작 부분을 정합니다(예: 2025 시즌은 «25»).</w:t>
-      </w:r>
-    </w:p>
-    <w:p>
-      <w:pPr>
-        <w:pBdr>
-          <w:top w:val="dashed" w:color="B8730A" w:sz="6" w:space="8"/>
-          <w:bottom w:val="dashed" w:color="B8730A" w:sz="6" w:space="8"/>
-        </w:pBdr>
-        <w:spacing w:after="200" w:before="120"/>
-        <w:jc w:val="center"/>
-      </w:pPr>
-      <w:r>
-        <w:rPr>
-          <w:i/>
-          <w:iCs/>
-          <w:color w:val="B8730A"/>
-        </w:rPr>
-        <w:t xml:space="preserve">캡처 예정: producto-10-parametros</w:t>
+        <w:drawing>
+          <wp:inline distT="0" distB="0" distL="0" distR="0">
+            <wp:extent cx="4457700" cy="2790825"/>
+            <wp:effectExtent t="0" r="0" b="0" l="0"/>
+            <wp:docPr id="1" name="producto-10-parametros" descr="파라미터: SKU 접두어" title="producto-10-parametros"/>
+            <wp:cNvGraphicFramePr>
+              <a:graphicFrameLocks xmlns:a="http://schemas.openxmlformats.org/drawingml/2006/main" noChangeAspect="1"/>
+            </wp:cNvGraphicFramePr>
+            <a:graphic xmlns:a="http://schemas.openxmlformats.org/drawingml/2006/main">
+              <a:graphicData uri="http://schemas.openxmlformats.org/drawingml/2006/picture">
+                <pic:pic xmlns:pic="http://schemas.openxmlformats.org/drawingml/2006/picture">
+                  <pic:nvPicPr>
+                    <pic:cNvPr id="0" name="" descr=""/>
+                    <pic:cNvPicPr>
+                      <a:picLocks noChangeAspect="1" noChangeArrowheads="1"/>
+                    </pic:cNvPicPr>
+                  </pic:nvPicPr>
+                  <pic:blipFill>
+                    <a:blip r:embed="rId13" cstate="none"/>
+                    <a:srcRect/>
+                    <a:stretch>
+                      <a:fillRect/>
+                    </a:stretch>
+                  </pic:blipFill>
+                  <pic:spPr bwMode="auto">
+                    <a:xfrm>
+                      <a:off x="0" y="0"/>
+                      <a:ext cx="4457700" cy="2790825"/>
+                    </a:xfrm>
+                    <a:prstGeom prst="rect">
+                      <a:avLst/>
+                    </a:prstGeom>
+                  </pic:spPr>
+                </pic:pic>
+              </a:graphicData>
+            </a:graphic>
+          </wp:inline>
+        </w:drawing>
       </w:r>
     </w:p>
     <w:p>
